--- a/FinalReport_Group7.docx
+++ b/FinalReport_Group7.docx
@@ -140,7 +140,15 @@
         <w:t xml:space="preserve">(ZipRecruiter, 2026a)</w:t>
       </w:r>
       <w:r>
-        <w:t xml:space="preserve">. A broader literature review on business analytics hiring shows a consistent pattern. Umamaheswaran et al. (2023) found business analytics postings ask for a mix of big data, business intelligence, and analytical technique alongside communication and stakeholder management</w:t>
+        <w:t xml:space="preserve">.</w:t>
+      </w:r>
+    </w:p>
+    <w:p>
+      <w:pPr>
+        <w:pStyle w:val="BodyText"/>
+      </w:pPr>
+      <w:r>
+        <w:t xml:space="preserve">A broader literature review on business analytics hiring shows a consistent pattern. Umamaheswaran et al. (2023) found business analytics postings ask for a mix of big data, business intelligence, and analytical technique alongside communication and stakeholder management</w:t>
       </w:r>
       <w:r>
         <w:t xml:space="preserve"> </w:t>
@@ -185,7 +193,27 @@
         <w:t xml:space="preserve">(The Planet Group, 2025)</w:t>
       </w:r>
       <w:r>
-        <w:t xml:space="preserve">. This project is aimed at BU MET students exploring analytics career paths in apparel retail, and asks which skills are most valued for business and data analyst roles in apparel retail, and how well our own team’s current skill set matches those demands. It helps them identify suitable job opportunities, assess skill gaps, and determine which skills to develop next. This analysis focuses on apparel and fashion employers under the North American Industry Classification System (NAICS) code 458, Clothing, Clothing Accessories, Shoes, and Jewelry Retailers.</w:t>
+        <w:t xml:space="preserve">.</w:t>
+      </w:r>
+    </w:p>
+    <w:p>
+      <w:pPr>
+        <w:pStyle w:val="BlockText"/>
+      </w:pPr>
+      <w:r>
+        <w:rPr>
+          <w:b/>
+          <w:bCs/>
+        </w:rPr>
+        <w:t xml:space="preserve">Which skills are most valued for business and data analyst roles in apparel retail, and how well does our team’s current skill set match those demands?</w:t>
+      </w:r>
+    </w:p>
+    <w:p>
+      <w:pPr>
+        <w:pStyle w:val="FirstParagraph"/>
+      </w:pPr>
+      <w:r>
+        <w:t xml:space="preserve">This project is aimed at BU MET students exploring analytics career paths in apparel retail. It helps them identify suitable job opportunities, assess skill gaps, and determine which skills to develop next. This analysis focuses on apparel and fashion employers under the North American Industry Classification System (NAICS) code 458, Clothing, Clothing Accessories, Shoes, and Jewelry Retailers.</w:t>
       </w:r>
     </w:p>
     <w:bookmarkEnd w:id="11"/>

--- a/FinalReport_Group7.docx
+++ b/FinalReport_Group7.docx
@@ -43,7 +43,7 @@
         <w:pStyle w:val="Date"/>
       </w:pPr>
       <w:r>
-        <w:t xml:space="preserve">2026-10-12</w:t>
+        <w:t xml:space="preserve">2026-10-11</w:t>
       </w:r>
     </w:p>
     <w:p>
